--- a/docs/HUONG_DAN_VAN_HANH.docx
+++ b/docs/HUONG_DAN_VAN_HANH.docx
@@ -1406,73 +1406,7 @@
           <w:sz w:val="20"/>
           <w:shd w:fill="auto" w:val="clear"/>
         </w:rPr>
-        <w:t xml:space="preserve">ệu dừng từ tủ PLC, </w:t>
-      </w:r>
-      <w:r>
-        <w:rPr>
-          <w:rFonts w:ascii="Arial" w:hAnsi="Arial" w:cs="Arial" w:eastAsia="Arial"/>
-          <w:color w:val="1E293B"/>
-          <w:spacing w:val="0"/>
-          <w:position w:val="0"/>
-          <w:sz w:val="20"/>
-          <w:shd w:fill="auto" w:val="clear"/>
-        </w:rPr>
-        <w:t xml:space="preserve">h</w:t>
-      </w:r>
-      <w:r>
-        <w:rPr>
-          <w:rFonts w:ascii="Arial" w:hAnsi="Arial" w:cs="Arial" w:eastAsia="Arial"/>
-          <w:color w:val="1E293B"/>
-          <w:spacing w:val="0"/>
-          <w:position w:val="0"/>
-          <w:sz w:val="20"/>
-          <w:shd w:fill="auto" w:val="clear"/>
-        </w:rPr>
-        <w:t xml:space="preserve">ệ</w:t>
-      </w:r>
-      <w:r>
-        <w:rPr>
-          <w:rFonts w:ascii="Arial" w:hAnsi="Arial" w:cs="Arial" w:eastAsia="Arial"/>
-          <w:color w:val="1E293B"/>
-          <w:spacing w:val="0"/>
-          <w:position w:val="0"/>
-          <w:sz w:val="20"/>
-          <w:shd w:fill="auto" w:val="clear"/>
-        </w:rPr>
-        <w:t xml:space="preserve"> th</w:t>
-      </w:r>
-      <w:r>
-        <w:rPr>
-          <w:rFonts w:ascii="Arial" w:hAnsi="Arial" w:cs="Arial" w:eastAsia="Arial"/>
-          <w:color w:val="1E293B"/>
-          <w:spacing w:val="0"/>
-          <w:position w:val="0"/>
-          <w:sz w:val="20"/>
-          <w:shd w:fill="auto" w:val="clear"/>
-        </w:rPr>
-        <w:t xml:space="preserve">ố</w:t>
-      </w:r>
-      <w:r>
-        <w:rPr>
-          <w:rFonts w:ascii="Arial" w:hAnsi="Arial" w:cs="Arial" w:eastAsia="Arial"/>
-          <w:color w:val="1E293B"/>
-          <w:spacing w:val="0"/>
-          <w:position w:val="0"/>
-          <w:sz w:val="20"/>
-          <w:shd w:fill="auto" w:val="clear"/>
-        </w:rPr>
-        <w:t xml:space="preserve">ng</w:t>
-      </w:r>
-      <w:r>
-        <w:rPr>
-          <w:rFonts w:ascii="Arial" w:hAnsi="Arial" w:cs="Arial" w:eastAsia="Arial"/>
-          <w:color w:val="1E293B"/>
-          <w:spacing w:val="0"/>
-          <w:position w:val="0"/>
-          <w:sz w:val="20"/>
-          <w:shd w:fill="auto" w:val="clear"/>
-        </w:rPr>
-        <w:t xml:space="preserve"> tự </w:t>
+        <w:t xml:space="preserve">ệu dừng từ tủ PLC, WebApp tự </w:t>
       </w:r>
       <w:r>
         <w:rPr>
@@ -2616,7 +2550,7 @@
           <w:sz w:val="20"/>
           <w:shd w:fill="auto" w:val="clear"/>
         </w:rPr>
-        <w:t xml:space="preserve">ụ: TX01-20260629-FGD-JEL-OEM-101-001-Me04).</w:t>
+        <w:t xml:space="preserve">ụ: TX01-20260629-FGD-JEL-OEM-101-001).</w:t>
       </w:r>
     </w:p>
     <w:p>
@@ -4930,7 +4864,7 @@
           <w:sz w:val="20"/>
           <w:shd w:fill="auto" w:val="clear"/>
         </w:rPr>
-        <w:t xml:space="preserve">ồ lịch sử cập nhật tự </w:t>
+        <w:t xml:space="preserve">ồ spline lịch sử cập nhật tự </w:t>
       </w:r>
       <w:r>
         <w:rPr>
@@ -8988,7 +8922,29 @@
           <w:sz w:val="20"/>
           <w:shd w:fill="auto" w:val="clear"/>
         </w:rPr>
-        <w:t xml:space="preserve">ỗi</w:t>
+        <w:t xml:space="preserve">ỗi trong c</w:t>
+      </w:r>
+      <w:r>
+        <w:rPr>
+          <w:rFonts w:ascii="Arial" w:hAnsi="Arial" w:cs="Arial" w:eastAsia="Arial"/>
+          <w:color w:val="1E293B"/>
+          <w:spacing w:val="0"/>
+          <w:position w:val="0"/>
+          <w:sz w:val="20"/>
+          <w:shd w:fill="auto" w:val="clear"/>
+        </w:rPr>
+        <w:t xml:space="preserve">ơ s</w:t>
+      </w:r>
+      <w:r>
+        <w:rPr>
+          <w:rFonts w:ascii="Arial" w:hAnsi="Arial" w:cs="Arial" w:eastAsia="Arial"/>
+          <w:color w:val="1E293B"/>
+          <w:spacing w:val="0"/>
+          <w:position w:val="0"/>
+          <w:sz w:val="20"/>
+          <w:shd w:fill="auto" w:val="clear"/>
+        </w:rPr>
+        <w:t xml:space="preserve">ở dữ liệu</w:t>
       </w:r>
       <w:r>
         <w:rPr>
@@ -10137,29 +10093,7 @@
           <w:sz w:val="20"/>
           <w:shd w:fill="auto" w:val="clear"/>
         </w:rPr>
-        <w:t xml:space="preserve">ản xuất</w:t>
-      </w:r>
-      <w:r>
-        <w:rPr>
-          <w:rFonts w:ascii="Arial" w:hAnsi="Arial" w:cs="Arial" w:eastAsia="Arial"/>
-          <w:color w:val="1E293B"/>
-          <w:spacing w:val="0"/>
-          <w:position w:val="0"/>
-          <w:sz w:val="20"/>
-          <w:shd w:fill="auto" w:val="clear"/>
-        </w:rPr>
-        <w:t xml:space="preserve"> </w:t>
-      </w:r>
-      <w:r>
-        <w:rPr>
-          <w:rFonts w:ascii="Arial" w:hAnsi="Arial" w:cs="Arial" w:eastAsia="Arial"/>
-          <w:color w:val="1E293B"/>
-          <w:spacing w:val="0"/>
-          <w:position w:val="0"/>
-          <w:sz w:val="20"/>
-          <w:shd w:fill="auto" w:val="clear"/>
-        </w:rPr>
-        <w:t xml:space="preserve">trong dropdown </w:t>
+        <w:t xml:space="preserve">ản xuất (Batch Name) trong dropdown </w:t>
       </w:r>
       <w:r>
         <w:rPr>
@@ -10280,7 +10214,7 @@
           <w:sz w:val="20"/>
           <w:shd w:fill="auto" w:val="clear"/>
         </w:rPr>
-        <w:t xml:space="preserve">ẻ bị lỗi, hệ thống hiển thị nh</w:t>
+        <w:t xml:space="preserve">ẻ bị lỗi (status = 'Error'), hệ thống hiển thị nh</w:t>
       </w:r>
       <w:r>
         <w:rPr>
@@ -10689,7 +10623,7 @@
           <w:sz w:val="20"/>
           <w:shd w:fill="auto" w:val="clear"/>
         </w:rPr>
-        <w:t xml:space="preserve">à máy (structure_batch_export.xlsx).</w:t>
+        <w:t xml:space="preserve">à máy.</w:t>
       </w:r>
     </w:p>
     <w:p>
@@ -10876,73 +10810,106 @@
           <w:sz w:val="20"/>
           <w:shd w:fill="auto" w:val="clear"/>
         </w:rPr>
-        <w:t xml:space="preserve">ồn: Tự </w:t>
-      </w:r>
-      <w:r>
-        <w:rPr>
-          <w:rFonts w:ascii="Arial" w:hAnsi="Arial" w:cs="Arial" w:eastAsia="Arial"/>
-          <w:color w:val="1E293B"/>
-          <w:spacing w:val="0"/>
-          <w:position w:val="0"/>
-          <w:sz w:val="20"/>
-          <w:shd w:fill="auto" w:val="clear"/>
-        </w:rPr>
-        <w:t xml:space="preserve">đ</w:t>
-      </w:r>
-      <w:r>
-        <w:rPr>
-          <w:rFonts w:ascii="Arial" w:hAnsi="Arial" w:cs="Arial" w:eastAsia="Arial"/>
-          <w:color w:val="1E293B"/>
-          <w:spacing w:val="0"/>
-          <w:position w:val="0"/>
-          <w:sz w:val="20"/>
-          <w:shd w:fill="auto" w:val="clear"/>
-        </w:rPr>
-        <w:t xml:space="preserve">ộng t</w:t>
-      </w:r>
-      <w:r>
-        <w:rPr>
-          <w:rFonts w:ascii="Arial" w:hAnsi="Arial" w:cs="Arial" w:eastAsia="Arial"/>
-          <w:color w:val="1E293B"/>
-          <w:spacing w:val="0"/>
-          <w:position w:val="0"/>
-          <w:sz w:val="20"/>
-          <w:shd w:fill="auto" w:val="clear"/>
-        </w:rPr>
-        <w:t xml:space="preserve">ìm ki</w:t>
-      </w:r>
-      <w:r>
-        <w:rPr>
-          <w:rFonts w:ascii="Arial" w:hAnsi="Arial" w:cs="Arial" w:eastAsia="Arial"/>
-          <w:color w:val="1E293B"/>
-          <w:spacing w:val="0"/>
-          <w:position w:val="0"/>
-          <w:sz w:val="20"/>
-          <w:shd w:fill="auto" w:val="clear"/>
-        </w:rPr>
-        <w:t xml:space="preserve">ếm bản ghi payload th</w:t>
-      </w:r>
-      <w:r>
-        <w:rPr>
-          <w:rFonts w:ascii="Arial" w:hAnsi="Arial" w:cs="Arial" w:eastAsia="Arial"/>
-          <w:color w:val="1E293B"/>
-          <w:spacing w:val="0"/>
-          <w:position w:val="0"/>
-          <w:sz w:val="20"/>
-          <w:shd w:fill="auto" w:val="clear"/>
-        </w:rPr>
-        <w:t xml:space="preserve">ô trong b</w:t>
-      </w:r>
-      <w:r>
-        <w:rPr>
-          <w:rFonts w:ascii="Arial" w:hAnsi="Arial" w:cs="Arial" w:eastAsia="Arial"/>
-          <w:color w:val="1E293B"/>
-          <w:spacing w:val="0"/>
-          <w:position w:val="0"/>
-          <w:sz w:val="20"/>
-          <w:shd w:fill="auto" w:val="clear"/>
-        </w:rPr>
-        <w:t xml:space="preserve">ảng webhook_logs nhận từ Base </w:t>
+        <w:t xml:space="preserve">ồn</w:t>
+      </w:r>
+      <w:r>
+        <w:rPr>
+          <w:rFonts w:ascii="Arial" w:hAnsi="Arial" w:cs="Arial" w:eastAsia="Arial"/>
+          <w:color w:val="1E293B"/>
+          <w:spacing w:val="0"/>
+          <w:position w:val="0"/>
+          <w:sz w:val="20"/>
+          <w:shd w:fill="auto" w:val="clear"/>
+        </w:rPr>
+        <w:t xml:space="preserve">: </w:t>
+      </w:r>
+      <w:r>
+        <w:rPr>
+          <w:rFonts w:ascii="Arial" w:hAnsi="Arial" w:cs="Arial" w:eastAsia="Arial"/>
+          <w:color w:val="1E293B"/>
+          <w:spacing w:val="0"/>
+          <w:position w:val="0"/>
+          <w:sz w:val="20"/>
+          <w:shd w:fill="auto" w:val="clear"/>
+        </w:rPr>
+        <w:t xml:space="preserve">Đ</w:t>
+      </w:r>
+      <w:r>
+        <w:rPr>
+          <w:rFonts w:ascii="Arial" w:hAnsi="Arial" w:cs="Arial" w:eastAsia="Arial"/>
+          <w:color w:val="1E293B"/>
+          <w:spacing w:val="0"/>
+          <w:position w:val="0"/>
+          <w:sz w:val="20"/>
+          <w:shd w:fill="auto" w:val="clear"/>
+        </w:rPr>
+        <w:t xml:space="preserve">ọ</w:t>
+      </w:r>
+      <w:r>
+        <w:rPr>
+          <w:rFonts w:ascii="Arial" w:hAnsi="Arial" w:cs="Arial" w:eastAsia="Arial"/>
+          <w:color w:val="1E293B"/>
+          <w:spacing w:val="0"/>
+          <w:position w:val="0"/>
+          <w:sz w:val="20"/>
+          <w:shd w:fill="auto" w:val="clear"/>
+        </w:rPr>
+        <w:t xml:space="preserve">c d</w:t>
+      </w:r>
+      <w:r>
+        <w:rPr>
+          <w:rFonts w:ascii="Arial" w:hAnsi="Arial" w:cs="Arial" w:eastAsia="Arial"/>
+          <w:color w:val="1E293B"/>
+          <w:spacing w:val="0"/>
+          <w:position w:val="0"/>
+          <w:sz w:val="20"/>
+          <w:shd w:fill="auto" w:val="clear"/>
+        </w:rPr>
+        <w:t xml:space="preserve">ữ</w:t>
+      </w:r>
+      <w:r>
+        <w:rPr>
+          <w:rFonts w:ascii="Arial" w:hAnsi="Arial" w:cs="Arial" w:eastAsia="Arial"/>
+          <w:color w:val="1E293B"/>
+          <w:spacing w:val="0"/>
+          <w:position w:val="0"/>
+          <w:sz w:val="20"/>
+          <w:shd w:fill="auto" w:val="clear"/>
+        </w:rPr>
+        <w:t xml:space="preserve"> li</w:t>
+      </w:r>
+      <w:r>
+        <w:rPr>
+          <w:rFonts w:ascii="Arial" w:hAnsi="Arial" w:cs="Arial" w:eastAsia="Arial"/>
+          <w:color w:val="1E293B"/>
+          <w:spacing w:val="0"/>
+          <w:position w:val="0"/>
+          <w:sz w:val="20"/>
+          <w:shd w:fill="auto" w:val="clear"/>
+        </w:rPr>
+        <w:t xml:space="preserve">ệ</w:t>
+      </w:r>
+      <w:r>
+        <w:rPr>
+          <w:rFonts w:ascii="Arial" w:hAnsi="Arial" w:cs="Arial" w:eastAsia="Arial"/>
+          <w:color w:val="1E293B"/>
+          <w:spacing w:val="0"/>
+          <w:position w:val="0"/>
+          <w:sz w:val="20"/>
+          <w:shd w:fill="auto" w:val="clear"/>
+        </w:rPr>
+        <w:t xml:space="preserve">u </w:t>
+      </w:r>
+      <w:r>
+        <w:rPr>
+          <w:rFonts w:ascii="Arial" w:hAnsi="Arial" w:cs="Arial" w:eastAsia="Arial"/>
+          <w:color w:val="1E293B"/>
+          <w:spacing w:val="0"/>
+          <w:position w:val="0"/>
+          <w:sz w:val="20"/>
+          <w:shd w:fill="auto" w:val="clear"/>
+        </w:rPr>
+        <w:t xml:space="preserve">từ Base </w:t>
       </w:r>
       <w:r>
         <w:rPr>
@@ -11162,7 +11129,7 @@
           <w:sz w:val="20"/>
           <w:shd w:fill="auto" w:val="clear"/>
         </w:rPr>
-        <w:t xml:space="preserve">So sánh </w:t>
+        <w:t xml:space="preserve"> So sánh </w:t>
       </w:r>
       <w:r>
         <w:rPr>
